--- a/PROJECT_REPORT.docx
+++ b/PROJECT_REPORT.docx
@@ -8,23 +8,12 @@
         <w:jc w:val="center"/>
       </w:pPr>
       <w:r>
-        <w:t>AI Chatbot for Student Support Services</w:t>
+        <w:t>CampusConnect: Interactive AI Chatbot for Student Support Services</w:t>
       </w:r>
     </w:p>
     <w:p>
-      <w:pPr>
-        <w:jc w:val="center"/>
-      </w:pPr>
       <w:r>
-        <w:t>Project Report</w:t>
-      </w:r>
-    </w:p>
-    <w:p>
-      <w:pPr>
-        <w:jc w:val="center"/>
-      </w:pPr>
-      <w:r>
-        <w:t>Technology Stack: Python, Streamlit, scikit-learn, TF-IDF, Cosine Similarity</w:t>
+        <w:t>Updated Project Report</w:t>
       </w:r>
     </w:p>
     <w:p>
@@ -32,12 +21,12 @@
         <w:pStyle w:val="Heading1"/>
       </w:pPr>
       <w:r>
-        <w:t>1. Abstract</w:t>
+        <w:t>Abstract</w:t>
       </w:r>
     </w:p>
     <w:p>
       <w:r>
-        <w:t>CampusConnect is a student-support chatbot prototype designed to answer common college-related questions. It uses a stored FAQ dataset and text similarity to return the closest matching answer. The interface is built with Streamlit, while scikit-learn provides TF-IDF vectorization and cosine similarity. The project is intended as an academic demonstration and does not access live institutional systems.</w:t>
+        <w:t>CampusConnect is a student-support chatbot with a conversational interface, clickable topics, suggested follow-up questions, and FAQ-based natural-language matching. It uses Python, Streamlit, scikit-learn, TF-IDF, cosine similarity, and JSON data.</w:t>
       </w:r>
     </w:p>
     <w:p>
@@ -45,12 +34,12 @@
         <w:pStyle w:val="Heading1"/>
       </w:pPr>
       <w:r>
-        <w:t>2. Problem Statement</w:t>
+        <w:t>Objectives</w:t>
       </w:r>
     </w:p>
     <w:p>
       <w:r>
-        <w:t>Students often need quick answers about admissions, fees, examination schedules, attendance, library services, scholarships, and portal access. Repeated questions can increase the workload of college offices. A simple chatbot can provide consistent answers to frequently asked questions at any time, while directing uncertain queries to official support channels.</w:t>
+        <w:t>Build a more interactive interface; match natural-language questions to FAQs; provide varied, practical answers; offer follow-up suggestions; and handle unsupported queries without guessing.</w:t>
       </w:r>
     </w:p>
     <w:p>
@@ -58,32 +47,12 @@
         <w:pStyle w:val="Heading1"/>
       </w:pPr>
       <w:r>
-        <w:t>3. Objectives</w:t>
+        <w:t>Technology Stack</w:t>
       </w:r>
     </w:p>
     <w:p>
       <w:r>
-        <w:t>• Build an interactive chatbot interface for common student queries.</w:t>
-      </w:r>
-    </w:p>
-    <w:p>
-      <w:r>
-        <w:t>• Organize sample student-support information in an editable FAQ dataset.</w:t>
-      </w:r>
-    </w:p>
-    <w:p>
-      <w:r>
-        <w:t>• Apply TF-IDF and cosine similarity to match user questions with stored examples.</w:t>
-      </w:r>
-    </w:p>
-    <w:p>
-      <w:r>
-        <w:t>• Provide a fallback response when the system cannot find a sufficiently close match.</w:t>
-      </w:r>
-    </w:p>
-    <w:p>
-      <w:r>
-        <w:t>• Demonstrate a low-cost prototype that can be customized for a specific institution.</w:t>
+        <w:t>Python, Streamlit, scikit-learn, TF-IDF vectorization, cosine similarity, and JSON.</w:t>
       </w:r>
     </w:p>
     <w:p>
@@ -91,12 +60,12 @@
         <w:pStyle w:val="Heading1"/>
       </w:pPr>
       <w:r>
-        <w:t>4. Scope</w:t>
+        <w:t>Methodology</w:t>
       </w:r>
     </w:p>
     <w:p>
       <w:r>
-        <w:t>The current version handles a limited set of general student-service topics. It is a retrieval-based system: it selects an answer from the FAQ dataset rather than generating new information. Live student records, payments, personalized timetables, and official authentication are outside the scope.</w:t>
+        <w:t>FAQ questions and examples are converted into TF-IDF vectors. A user's question is vectorized and compared with stored phrases using cosine similarity. The best-matching FAQ is selected if it clears a threshold. The chatbot then presents one of several answer variants and related follow-up prompts. Weak matches receive a fallback response.</w:t>
       </w:r>
     </w:p>
     <w:p>
@@ -104,12 +73,12 @@
         <w:pStyle w:val="Heading1"/>
       </w:pPr>
       <w:r>
-        <w:t>5. Tools and Technologies</w:t>
+        <w:t>Interactive Features</w:t>
       </w:r>
     </w:p>
     <w:p>
       <w:r>
-        <w:t>Python is used for application logic. Streamlit creates the web interface. scikit-learn supplies TfidfVectorizer and cosine_similarity. JSON stores questions, alternate phrasings, categories, and answers. These tools allow the prototype to run locally without an API key.</w:t>
+        <w:t>Topic selector, clickable FAQ prompts, contextual follow-up questions, conversation history, new-chat button, and sample demo prompts.</w:t>
       </w:r>
     </w:p>
     <w:p>
@@ -117,12 +86,12 @@
         <w:pStyle w:val="Heading1"/>
       </w:pPr>
       <w:r>
-        <w:t>6. Methodology</w:t>
+        <w:t>Limitations</w:t>
       </w:r>
     </w:p>
     <w:p>
       <w:r>
-        <w:t>First, the FAQ data is loaded from faqs.json. Each FAQ question and its example phrasings are treated as candidate texts. TF-IDF converts those texts into vectors based on word importance. When a user submits a question, it is vectorized and compared with the stored vectors using cosine similarity. The answer linked to the highest-scoring phrase is returned if the score is above a threshold. Otherwise, the chatbot recommends contacting the official college help desk.</w:t>
+        <w:t>This is a retrieval-based chatbot, not a generative AI assistant. It does not access live college policies, student records, fee status, or current exam dates. Similarity scores are not probabilities. Verify and customize sample answers before institutional use.</w:t>
       </w:r>
     </w:p>
     <w:p>
@@ -130,32 +99,12 @@
         <w:pStyle w:val="Heading1"/>
       </w:pPr>
       <w:r>
-        <w:t>7. System Modules</w:t>
+        <w:t>Testing</w:t>
       </w:r>
     </w:p>
     <w:p>
       <w:r>
-        <w:t>• User interface: accepts queries and displays the conversation.</w:t>
-      </w:r>
-    </w:p>
-    <w:p>
-      <w:r>
-        <w:t>• FAQ dataset: stores student-support questions and answers.</w:t>
-      </w:r>
-    </w:p>
-    <w:p>
-      <w:r>
-        <w:t>• Text processing: converts text into TF-IDF vectors.</w:t>
-      </w:r>
-    </w:p>
-    <w:p>
-      <w:r>
-        <w:t>• Similarity matcher: ranks candidate phrases by cosine similarity.</w:t>
-      </w:r>
-    </w:p>
-    <w:p>
-      <w:r>
-        <w:t>• Fallback handler: avoids giving a normal FAQ answer when the match is weak.</w:t>
+        <w:t>Test supported questions, alternate phrasings, follow-up prompts, and unrelated questions. Confirm relevant answers are returned and unrelated questions trigger the fallback.</w:t>
       </w:r>
     </w:p>
     <w:p>
@@ -163,160 +112,17 @@
         <w:pStyle w:val="Heading1"/>
       </w:pPr>
       <w:r>
-        <w:t>8. How to Run</w:t>
+        <w:t>Conclusion</w:t>
       </w:r>
     </w:p>
     <w:p>
       <w:r>
-        <w:t>Install Python 3.9 or newer, open a terminal in the project folder, and run `pip install -r requirements.txt`. Then run `streamlit run app.py` and open the local URL shown in the terminal. The FAQ content can be edited in faqs.json.</w:t>
-      </w:r>
-    </w:p>
-    <w:p>
-      <w:pPr>
-        <w:pStyle w:val="Heading1"/>
-      </w:pPr>
-      <w:r>
-        <w:t>9. Testing Plan</w:t>
-      </w:r>
-    </w:p>
-    <w:p>
-      <w:r>
-        <w:t>Test questions should cover both supported and unsupported topics. Examples include asking about the exam timetable, fee payment, scholarship information, portal login, and a completely unrelated topic. Check whether supported questions return the relevant stored answer and unrelated questions trigger the fallback. Test alternate wording for each topic as well.</w:t>
-      </w:r>
-    </w:p>
-    <w:p>
-      <w:pPr>
-        <w:pStyle w:val="Heading1"/>
-      </w:pPr>
-      <w:r>
-        <w:t>10. Limitations and Future Enhancements</w:t>
-      </w:r>
-    </w:p>
-    <w:p>
-      <w:r>
-        <w:t>The chatbot depends on the quality and coverage of the FAQ dataset. It may not understand spelling mistakes, complex multi-part questions, or mixed Hindi-English queries. Its similarity score is not a confidence probability. Future versions could add bilingual FAQs, an admin panel, verified institutional data, user feedback, analytics, and a secure integration with official systems.</w:t>
-      </w:r>
-    </w:p>
-    <w:p>
-      <w:pPr>
-        <w:pStyle w:val="Heading1"/>
-      </w:pPr>
-      <w:r>
-        <w:t>11. Conclusion</w:t>
-      </w:r>
-    </w:p>
-    <w:p>
-      <w:r>
-        <w:t>CampusConnect demonstrates how basic natural-language text matching can help answer recurring student-support questions. It is inexpensive to run, easy to customize, and suitable for a college-level prototype. Before deployment in a real institution, all answers should be verified and privacy, security, and maintenance requirements should be addressed.</w:t>
-      </w:r>
-    </w:p>
-    <w:p>
-      <w:pPr>
-        <w:pStyle w:val="Heading1"/>
-      </w:pPr>
-      <w:r>
-        <w:t>Appendix: Sample FAQ Categories</w:t>
-      </w:r>
-    </w:p>
-    <w:p>
-      <w:pPr>
-        <w:pStyle w:val="ListBullet"/>
-      </w:pPr>
-      <w:r>
-        <w:t>Admissions</w:t>
-      </w:r>
-    </w:p>
-    <w:p>
-      <w:pPr>
-        <w:pStyle w:val="ListBullet"/>
-      </w:pPr>
-      <w:r>
-        <w:t>Fees</w:t>
-      </w:r>
-    </w:p>
-    <w:p>
-      <w:pPr>
-        <w:pStyle w:val="ListBullet"/>
-      </w:pPr>
-      <w:r>
-        <w:t>Examinations</w:t>
-      </w:r>
-    </w:p>
-    <w:p>
-      <w:pPr>
-        <w:pStyle w:val="ListBullet"/>
-      </w:pPr>
-      <w:r>
-        <w:t>Results</w:t>
-      </w:r>
-    </w:p>
-    <w:p>
-      <w:pPr>
-        <w:pStyle w:val="ListBullet"/>
-      </w:pPr>
-      <w:r>
-        <w:t>Attendance</w:t>
-      </w:r>
-    </w:p>
-    <w:p>
-      <w:pPr>
-        <w:pStyle w:val="ListBullet"/>
-      </w:pPr>
-      <w:r>
-        <w:t>Library</w:t>
-      </w:r>
-    </w:p>
-    <w:p>
-      <w:pPr>
-        <w:pStyle w:val="ListBullet"/>
-      </w:pPr>
-      <w:r>
-        <w:t>Scholarships</w:t>
-      </w:r>
-    </w:p>
-    <w:p>
-      <w:pPr>
-        <w:pStyle w:val="ListBullet"/>
-      </w:pPr>
-      <w:r>
-        <w:t>Certificates</w:t>
-      </w:r>
-    </w:p>
-    <w:p>
-      <w:pPr>
-        <w:pStyle w:val="ListBullet"/>
-      </w:pPr>
-      <w:r>
-        <w:t>Technical Support</w:t>
-      </w:r>
-    </w:p>
-    <w:p>
-      <w:pPr>
-        <w:pStyle w:val="ListBullet"/>
-      </w:pPr>
-      <w:r>
-        <w:t>Class Schedule</w:t>
-      </w:r>
-    </w:p>
-    <w:p>
-      <w:pPr>
-        <w:pStyle w:val="ListBullet"/>
-      </w:pPr>
-      <w:r>
-        <w:t>Placements</w:t>
-      </w:r>
-    </w:p>
-    <w:p>
-      <w:pPr>
-        <w:pStyle w:val="ListBullet"/>
-      </w:pPr>
-      <w:r>
-        <w:t>Student Support</w:t>
+        <w:t>The improved prototype is more usable for demonstrations through topic navigation, varied guidance, and follow-up suggestions, while remaining inexpensive to run.</w:t>
       </w:r>
     </w:p>
     <w:sectPr>
       <w:pgSz w:w="12240" w:h="15840"/>
-      <w:pgMar w:top="1008" w:right="1152" w:bottom="1008" w:left="1152" w:header="720" w:footer="720" w:gutter="0"/>
+      <w:pgMar w:top="1440" w:right="1800" w:bottom="1440" w:left="1800" w:header="720" w:footer="720" w:gutter="0"/>
       <w:cols w:space="720"/>
       <w:docGrid w:linePitch="360"/>
     </w:sectPr>
